--- a/3.Linux/00.Install/Lab 0--Install Ubuntu VM.docx
+++ b/3.Linux/00.Install/Lab 0--Install Ubuntu VM.docx
@@ -1,6 +1,6 @@
 
 <file path=word/document.xml><?xml version="1.0" encoding="utf-8"?>
-<w:document xmlns:wpc="http://schemas.microsoft.com/office/word/2010/wordprocessingCanvas" xmlns:cx="http://schemas.microsoft.com/office/drawing/2014/chartex" xmlns:cx1="http://schemas.microsoft.com/office/drawing/2015/9/8/chartex" xmlns:cx2="http://schemas.microsoft.com/office/drawing/2015/10/21/chartex" xmlns:cx3="http://schemas.microsoft.com/office/drawing/2016/5/9/chartex" xmlns:cx4="http://schemas.microsoft.com/office/drawing/2016/5/10/chartex" xmlns:cx5="http://schemas.microsoft.com/office/drawing/2016/5/11/chartex" xmlns:cx6="http://schemas.microsoft.com/office/drawing/2016/5/12/chartex" xmlns:cx7="http://schemas.microsoft.com/office/drawing/2016/5/13/chartex" xmlns:cx8="http://schemas.microsoft.com/office/drawing/2016/5/14/chartex" xmlns:mc="http://schemas.openxmlformats.org/markup-compatibility/2006" xmlns:aink="http://schemas.microsoft.com/office/drawing/2016/ink" xmlns:am3d="http://schemas.microsoft.com/office/drawing/2017/model3d" xmlns:o="urn:schemas-microsoft-com:office:office" xmlns:oel="http://schemas.microsoft.com/office/2019/extlst" xmlns:r="http://schemas.openxmlformats.org/officeDocument/2006/relationships" xmlns:m="http://schemas.openxmlformats.org/officeDocument/2006/math" xmlns:v="urn:schemas-microsoft-com:vml" xmlns:wp14="http://schemas.microsoft.com/office/word/2010/wordprocessingDrawing" xmlns:wp="http://schemas.openxmlformats.org/drawingml/2006/wordprocessingDrawing" xmlns:w10="urn:schemas-microsoft-com:office:word" xmlns:w="http://schemas.openxmlformats.org/wordprocessingml/2006/main" xmlns:w14="http://schemas.microsoft.com/office/word/2010/wordml" xmlns:w15="http://schemas.microsoft.com/office/word/2012/wordml" xmlns:w16cex="http://schemas.microsoft.com/office/word/2018/wordml/cex" xmlns:w16cid="http://schemas.microsoft.com/office/word/2016/wordml/cid" xmlns:w16="http://schemas.microsoft.com/office/word/2018/wordml" xmlns:w16sdtdh="http://schemas.microsoft.com/office/word/2020/wordml/sdtdatahash" xmlns:w16se="http://schemas.microsoft.com/office/word/2015/wordml/symex" xmlns:wpg="http://schemas.microsoft.com/office/word/2010/wordprocessingGroup" xmlns:wpi="http://schemas.microsoft.com/office/word/2010/wordprocessingInk" xmlns:wne="http://schemas.microsoft.com/office/word/2006/wordml" xmlns:wps="http://schemas.microsoft.com/office/word/2010/wordprocessingShape" mc:Ignorable="w14 w15 w16se w16cid w16 w16cex w16sdtdh wp14">
+<w:document xmlns:wpc="http://schemas.microsoft.com/office/word/2010/wordprocessingCanvas" xmlns:cx="http://schemas.microsoft.com/office/drawing/2014/chartex" xmlns:cx1="http://schemas.microsoft.com/office/drawing/2015/9/8/chartex" xmlns:cx2="http://schemas.microsoft.com/office/drawing/2015/10/21/chartex" xmlns:cx3="http://schemas.microsoft.com/office/drawing/2016/5/9/chartex" xmlns:cx4="http://schemas.microsoft.com/office/drawing/2016/5/10/chartex" xmlns:cx5="http://schemas.microsoft.com/office/drawing/2016/5/11/chartex" xmlns:cx6="http://schemas.microsoft.com/office/drawing/2016/5/12/chartex" xmlns:cx7="http://schemas.microsoft.com/office/drawing/2016/5/13/chartex" xmlns:cx8="http://schemas.microsoft.com/office/drawing/2016/5/14/chartex" xmlns:mc="http://schemas.openxmlformats.org/markup-compatibility/2006" xmlns:aink="http://schemas.microsoft.com/office/drawing/2016/ink" xmlns:am3d="http://schemas.microsoft.com/office/drawing/2017/model3d" xmlns:o="urn:schemas-microsoft-com:office:office" xmlns:oel="http://schemas.microsoft.com/office/2019/extlst" xmlns:r="http://schemas.openxmlformats.org/officeDocument/2006/relationships" xmlns:m="http://schemas.openxmlformats.org/officeDocument/2006/math" xmlns:v="urn:schemas-microsoft-com:vml" xmlns:wp14="http://schemas.microsoft.com/office/word/2010/wordprocessingDrawing" xmlns:wp="http://schemas.openxmlformats.org/drawingml/2006/wordprocessingDrawing" xmlns:w10="urn:schemas-microsoft-com:office:word" xmlns:w="http://schemas.openxmlformats.org/wordprocessingml/2006/main" xmlns:w14="http://schemas.microsoft.com/office/word/2010/wordml" xmlns:w15="http://schemas.microsoft.com/office/word/2012/wordml" xmlns:w16cex="http://schemas.microsoft.com/office/word/2018/wordml/cex" xmlns:w16cid="http://schemas.microsoft.com/office/word/2016/wordml/cid" xmlns:w16="http://schemas.microsoft.com/office/word/2018/wordml" xmlns:w16du="http://schemas.microsoft.com/office/word/2023/wordml/word16du" xmlns:w16sdtdh="http://schemas.microsoft.com/office/word/2020/wordml/sdtdatahash" xmlns:w16se="http://schemas.microsoft.com/office/word/2015/wordml/symex" xmlns:wpg="http://schemas.microsoft.com/office/word/2010/wordprocessingGroup" xmlns:wpi="http://schemas.microsoft.com/office/word/2010/wordprocessingInk" xmlns:wne="http://schemas.microsoft.com/office/word/2006/wordml" xmlns:wps="http://schemas.microsoft.com/office/word/2010/wordprocessingShape" mc:Ignorable="w14 w15 w16se w16cid w16 w16cex w16sdtdh w16du wp14">
   <w:body>
     <w:p>
       <w:pPr>
@@ -97,7 +97,15 @@
         <w:t xml:space="preserve">2 – 5 </w:t>
       </w:r>
       <w:r>
-        <w:t>GB for Linux and 5 – 10 GB for Windows.  Make sure you have 20 GB of free space on your hard disk if you want to create VMs.</w:t>
+        <w:t xml:space="preserve">GB for Linux and 5 – 10 GB for Windows.  Make sure </w:t>
+      </w:r>
+      <w:proofErr w:type="gramStart"/>
+      <w:r>
+        <w:t>you</w:t>
+      </w:r>
+      <w:proofErr w:type="gramEnd"/>
+      <w:r>
+        <w:t xml:space="preserve"> have 20 GB of free space on your hard disk if you want to create VMs.</w:t>
       </w:r>
     </w:p>
     <w:p>
@@ -135,7 +143,15 @@
         <w:t xml:space="preserve">So, do not install your VMs on a folder that is redirected to the cloud.  </w:t>
       </w:r>
       <w:r>
-        <w:t>If your Documents folder is pointed to the cloud, make a new directory on your hard disk (C:\VirtualMachines, for example) and use that.  In the picture below, the Documents folder has been redirected to OneDrive.  (Don’t build VMs there!)</w:t>
+        <w:t>If your Documents folder is pointed to the cloud, make a new directory on your hard disk (C:\</w:t>
+      </w:r>
+      <w:proofErr w:type="spellStart"/>
+      <w:r>
+        <w:t>VirtualMachines</w:t>
+      </w:r>
+      <w:proofErr w:type="spellEnd"/>
+      <w:r>
+        <w:t>, for example) and use that.  In the picture below, the Documents folder has been redirected to OneDrive.  (Don’t build VMs there!)</w:t>
       </w:r>
     </w:p>
     <w:p>
@@ -298,7 +314,15 @@
         <w:t xml:space="preserve"> of Ubuntu</w:t>
       </w:r>
       <w:r>
-        <w:t xml:space="preserve"> instead of the server version.  The server version is similar to what we will use, but it is stripped down</w:t>
+        <w:t xml:space="preserve"> instead of the server version.  The server version is </w:t>
+      </w:r>
+      <w:proofErr w:type="gramStart"/>
+      <w:r>
+        <w:t>similar to</w:t>
+      </w:r>
+      <w:proofErr w:type="gramEnd"/>
+      <w:r>
+        <w:t xml:space="preserve"> what we will use, but it is stripped down</w:t>
       </w:r>
       <w:r>
         <w:t xml:space="preserve"> (no desktop or apps by default)</w:t>
@@ -342,7 +366,15 @@
         <w:t>)</w:t>
       </w:r>
       <w:r>
-        <w:t xml:space="preserve">  Debian Linux leads another big family, and the most popular derivative </w:t>
+        <w:t xml:space="preserve">  Debian Linux </w:t>
+      </w:r>
+      <w:proofErr w:type="gramStart"/>
+      <w:r>
+        <w:t>leads</w:t>
+      </w:r>
+      <w:proofErr w:type="gramEnd"/>
+      <w:r>
+        <w:t xml:space="preserve"> another big family, and the most popular derivative </w:t>
       </w:r>
       <w:r>
         <w:t xml:space="preserve">of Debian </w:t>
@@ -354,7 +386,23 @@
         <w:t>Berkeley Software Distribution (BSD) Linux formed the base for Apple’s MacOS.</w:t>
       </w:r>
       <w:r>
-        <w:t xml:space="preserve">  Kali Linux is derived from Ubuntu, and has most common security/attack tools installed.</w:t>
+        <w:t xml:space="preserve">  Kali Linux is derived from </w:t>
+      </w:r>
+      <w:proofErr w:type="gramStart"/>
+      <w:r>
+        <w:t>Ubuntu, and</w:t>
+      </w:r>
+      <w:proofErr w:type="gramEnd"/>
+      <w:r>
+        <w:t xml:space="preserve"> has </w:t>
+      </w:r>
+      <w:proofErr w:type="gramStart"/>
+      <w:r>
+        <w:t>most</w:t>
+      </w:r>
+      <w:proofErr w:type="gramEnd"/>
+      <w:r>
+        <w:t xml:space="preserve"> common security/attack tools installed.</w:t>
       </w:r>
     </w:p>
     <w:p>
@@ -444,7 +492,15 @@
         <w:t>” as a guide to install the VM</w:t>
       </w:r>
       <w:r>
-        <w:t>.  Workstation Player is configured to make many of the choices in Ubuntu installation automatically or by using information you’ve given to Workstation Player.  It calls this “Easy Install</w:t>
+        <w:t xml:space="preserve">.  Workstation Player is configured to make many of the choices in Ubuntu installation automatically or by using information you’ve given to Workstation Player.  It </w:t>
+      </w:r>
+      <w:proofErr w:type="gramStart"/>
+      <w:r>
+        <w:t>calls this</w:t>
+      </w:r>
+      <w:proofErr w:type="gramEnd"/>
+      <w:r>
+        <w:t xml:space="preserve"> “Easy Install</w:t>
       </w:r>
       <w:r>
         <w:t>”.  You can learn more by bypassing Easy Install and doing the Ubuntu installation yourself.  Y</w:t>
@@ -471,7 +527,13 @@
         <w:t xml:space="preserve"> Screenshots.docx</w:t>
       </w:r>
       <w:r>
-        <w:t>.  Complete instructions are at the end of the document in the section on page 6 of the document titled, “Note:  If you elected not to use Easy Install, or,Installing Ubuntu the hard way.”</w:t>
+        <w:t>.  Complete instructions are at the end of the document in the section on page 6 of the document titled, “Note:  If you elected not to use Easy Install, or,</w:t>
+      </w:r>
+      <w:r>
+        <w:t xml:space="preserve"> </w:t>
+      </w:r>
+      <w:r>
+        <w:t>Installing Ubuntu the hard way.”</w:t>
       </w:r>
     </w:p>
     <w:p>
@@ -543,7 +605,7 @@
 </file>
 
 <file path=word/styles.xml><?xml version="1.0" encoding="utf-8"?>
-<w:styles xmlns:mc="http://schemas.openxmlformats.org/markup-compatibility/2006" xmlns:r="http://schemas.openxmlformats.org/officeDocument/2006/relationships" xmlns:w="http://schemas.openxmlformats.org/wordprocessingml/2006/main" xmlns:w14="http://schemas.microsoft.com/office/word/2010/wordml" xmlns:w15="http://schemas.microsoft.com/office/word/2012/wordml" xmlns:w16cex="http://schemas.microsoft.com/office/word/2018/wordml/cex" xmlns:w16cid="http://schemas.microsoft.com/office/word/2016/wordml/cid" xmlns:w16="http://schemas.microsoft.com/office/word/2018/wordml" xmlns:w16sdtdh="http://schemas.microsoft.com/office/word/2020/wordml/sdtdatahash" xmlns:w16se="http://schemas.microsoft.com/office/word/2015/wordml/symex" mc:Ignorable="w14 w15 w16se w16cid w16 w16cex w16sdtdh">
+<w:styles xmlns:mc="http://schemas.openxmlformats.org/markup-compatibility/2006" xmlns:r="http://schemas.openxmlformats.org/officeDocument/2006/relationships" xmlns:w="http://schemas.openxmlformats.org/wordprocessingml/2006/main" xmlns:w14="http://schemas.microsoft.com/office/word/2010/wordml" xmlns:w15="http://schemas.microsoft.com/office/word/2012/wordml" xmlns:w16cex="http://schemas.microsoft.com/office/word/2018/wordml/cex" xmlns:w16cid="http://schemas.microsoft.com/office/word/2016/wordml/cid" xmlns:w16="http://schemas.microsoft.com/office/word/2018/wordml" xmlns:w16du="http://schemas.microsoft.com/office/word/2023/wordml/word16du" xmlns:w16sdtdh="http://schemas.microsoft.com/office/word/2020/wordml/sdtdatahash" xmlns:w16se="http://schemas.microsoft.com/office/word/2015/wordml/symex" mc:Ignorable="w14 w15 w16se w16cid w16 w16cex w16sdtdh w16du">
   <w:docDefaults>
     <w:rPrDefault>
       <w:rPr>
